--- a/Coding 2 - year/Unit 7 - Capstone Project/Daily Lesson Plans/Word/Day 14.docx
+++ b/Coding 2 - year/Unit 7 - Capstone Project/Daily Lesson Plans/Word/Day 14.docx
@@ -50,12 +50,15 @@
               </w:rPr>
               <w:t xml:space="preserve">Coding II — Full Year</w:t>
             </w:r>
-          </w:p>
-          <w:p>
-            <w:pPr>
-              <w:spacing w:before="40"/>
-              <w:jc w:val="center"/>
-            </w:pPr>
+            <w:r>
+              <w:rPr>
+                <w:rFonts w:ascii="Arial" w:cs="Arial" w:eastAsia="Arial" w:hAnsi="Arial"/>
+                <w:sz w:val="16"/>
+                <w:szCs w:val="16"/>
+              </w:rPr>
+              <w:br/>
+              <w:t xml:space="preserve"/>
+            </w:r>
             <w:r>
               <w:rPr>
                 <w:rFonts w:ascii="Arial" w:cs="Arial" w:eastAsia="Arial" w:hAnsi="Arial"/>
@@ -83,7 +86,7 @@
           <w:rFonts w:ascii="Arial" w:cs="Arial" w:eastAsia="Arial" w:hAnsi="Arial"/>
           <w:b/>
           <w:bCs/>
-          <w:color w:val="0D3B1F"/>
+          <w:color w:val="1B7A4A"/>
           <w:sz w:val="32"/>
           <w:szCs w:val="32"/>
         </w:rPr>
@@ -200,9 +203,9 @@
               <w:right w:val="single" w:color="CCCCCC" w:sz="1"/>
             </w:tcBorders>
             <w:tcMar>
-              <w:top w:type="dxa" w:w="60"/>
+              <w:top w:type="dxa" w:w="80"/>
               <w:left w:type="dxa" w:w="120"/>
-              <w:bottom w:type="dxa" w:w="60"/>
+              <w:bottom w:type="dxa" w:w="80"/>
               <w:right w:type="dxa" w:w="120"/>
             </w:tcMar>
           </w:tcPr>
@@ -229,20 +232,147 @@
               <w:right w:val="single" w:color="CCCCCC" w:sz="1"/>
             </w:tcBorders>
             <w:tcMar>
-              <w:top w:type="dxa" w:w="60"/>
+              <w:top w:type="dxa" w:w="80"/>
               <w:left w:type="dxa" w:w="120"/>
-              <w:bottom w:type="dxa" w:w="60"/>
+              <w:bottom w:type="dxa" w:w="80"/>
               <w:right w:type="dxa" w:w="120"/>
             </w:tcMar>
           </w:tcPr>
           <w:p>
-            <w:r>
-              <w:rPr>
-                <w:rFonts w:ascii="Arial" w:cs="Arial" w:eastAsia="Arial" w:hAnsi="Arial"/>
-                <w:sz w:val="20"/>
-                <w:szCs w:val="20"/>
+            <w:pPr>
+              <w:spacing w:after="80" w:before="80"/>
+            </w:pPr>
+            <w:r>
+              <w:rPr>
+                <w:rFonts w:ascii="Arial" w:cs="Arial" w:eastAsia="Arial" w:hAnsi="Arial"/>
+                <w:b/>
+                <w:bCs/>
+                <w:i w:val="false"/>
+                <w:iCs w:val="false"/>
+                <w:color w:val="000000"/>
+                <w:sz w:val="22"/>
+                <w:szCs w:val="22"/>
               </w:rPr>
               <w:t xml:space="preserve">Bell Ringer / Review</w:t>
+            </w:r>
+            <w:r>
+              <w:rPr>
+                <w:rFonts w:ascii="Arial" w:cs="Arial" w:eastAsia="Arial" w:hAnsi="Arial"/>
+                <w:sz w:val="20"/>
+                <w:szCs w:val="20"/>
+              </w:rPr>
+              <w:br/>
+              <w:t xml:space="preserve"/>
+            </w:r>
+            <w:r>
+              <w:rPr>
+                <w:rFonts w:ascii="Arial" w:cs="Arial" w:eastAsia="Arial" w:hAnsi="Arial"/>
+                <w:sz w:val="20"/>
+                <w:szCs w:val="20"/>
+              </w:rPr>
+              <w:br/>
+              <w:t xml:space="preserve"/>
+            </w:r>
+            <w:r>
+              <w:rPr>
+                <w:rFonts w:ascii="Arial" w:cs="Arial" w:eastAsia="Arial" w:hAnsi="Arial"/>
+                <w:b/>
+                <w:bCs/>
+                <w:i w:val="false"/>
+                <w:iCs w:val="false"/>
+                <w:color w:val="000000"/>
+                <w:sz w:val="20"/>
+                <w:szCs w:val="20"/>
+              </w:rPr>
+              <w:t xml:space="preserve">Quick Write </w:t>
+            </w:r>
+            <w:r>
+              <w:rPr>
+                <w:rFonts w:ascii="Arial" w:cs="Arial" w:eastAsia="Arial" w:hAnsi="Arial"/>
+                <w:b w:val="false"/>
+                <w:bCs w:val="false"/>
+                <w:i w:val="false"/>
+                <w:iCs w:val="false"/>
+                <w:color w:val="000000"/>
+                <w:sz w:val="20"/>
+                <w:szCs w:val="20"/>
+              </w:rPr>
+              <w:t xml:space="preserve">(3 min — written or verbal):</w:t>
+            </w:r>
+            <w:r>
+              <w:rPr>
+                <w:rFonts w:ascii="Arial" w:cs="Arial" w:eastAsia="Arial" w:hAnsi="Arial"/>
+                <w:sz w:val="20"/>
+                <w:szCs w:val="20"/>
+              </w:rPr>
+              <w:br/>
+              <w:t xml:space="preserve"/>
+            </w:r>
+            <w:r>
+              <w:rPr>
+                <w:rFonts w:ascii="Arial" w:cs="Arial" w:eastAsia="Arial" w:hAnsi="Arial"/>
+                <w:b w:val="false"/>
+                <w:bCs w:val="false"/>
+                <w:i w:val="false"/>
+                <w:iCs w:val="false"/>
+                <w:color w:val="000000"/>
+                <w:sz w:val="20"/>
+                <w:szCs w:val="20"/>
+              </w:rPr>
+              <w:t xml:space="preserve">    What do you remember from last class?</w:t>
+            </w:r>
+            <w:r>
+              <w:rPr>
+                <w:rFonts w:ascii="Arial" w:cs="Arial" w:eastAsia="Arial" w:hAnsi="Arial"/>
+                <w:sz w:val="20"/>
+                <w:szCs w:val="20"/>
+              </w:rPr>
+              <w:br/>
+              <w:t xml:space="preserve"/>
+            </w:r>
+            <w:r>
+              <w:rPr>
+                <w:rFonts w:ascii="Arial" w:cs="Arial" w:eastAsia="Arial" w:hAnsi="Arial"/>
+                <w:sz w:val="20"/>
+                <w:szCs w:val="20"/>
+              </w:rPr>
+              <w:br/>
+              <w:t xml:space="preserve"/>
+            </w:r>
+            <w:r>
+              <w:rPr>
+                <w:rFonts w:ascii="Arial" w:cs="Arial" w:eastAsia="Arial" w:hAnsi="Arial"/>
+                <w:b w:val="false"/>
+                <w:bCs w:val="false"/>
+                <w:i/>
+                <w:iCs/>
+                <w:color w:val="444444"/>
+                <w:sz w:val="20"/>
+                <w:szCs w:val="20"/>
+              </w:rPr>
+              <w:t xml:space="preserve">What do you think today's topic "Sprint 2 Continued – Refinement &amp; Extensions" is about?</w:t>
+            </w:r>
+            <w:r>
+              <w:rPr>
+                <w:rFonts w:ascii="Arial" w:cs="Arial" w:eastAsia="Arial" w:hAnsi="Arial"/>
+                <w:sz w:val="20"/>
+                <w:szCs w:val="20"/>
+              </w:rPr>
+              <w:br/>
+              <w:t xml:space="preserve"/>
+            </w:r>
+            <w:r>
+              <w:rPr>
+                <w:rFonts w:ascii="Arial" w:cs="Arial" w:eastAsia="Arial" w:hAnsi="Arial"/>
+                <w:b w:val="false"/>
+                <w:bCs w:val="false"/>
+                <w:i/>
+                <w:iCs/>
+                <w:color w:val="555555"/>
+                <w:sz w:val="20"/>
+                <w:szCs w:val="20"/>
+              </w:rPr>
+              <w:t xml:space="preserve">→ Pair-share your response, then 2–3 students share with the class.</w:t>
             </w:r>
           </w:p>
         </w:tc>
@@ -258,9 +388,9 @@
               <w:right w:val="single" w:color="CCCCCC" w:sz="1"/>
             </w:tcBorders>
             <w:tcMar>
-              <w:top w:type="dxa" w:w="60"/>
+              <w:top w:type="dxa" w:w="80"/>
               <w:left w:type="dxa" w:w="120"/>
-              <w:bottom w:type="dxa" w:w="60"/>
+              <w:bottom w:type="dxa" w:w="80"/>
               <w:right w:type="dxa" w:w="120"/>
             </w:tcMar>
           </w:tcPr>
@@ -287,20 +417,120 @@
               <w:right w:val="single" w:color="CCCCCC" w:sz="1"/>
             </w:tcBorders>
             <w:tcMar>
-              <w:top w:type="dxa" w:w="60"/>
+              <w:top w:type="dxa" w:w="80"/>
               <w:left w:type="dxa" w:w="120"/>
-              <w:bottom w:type="dxa" w:w="60"/>
+              <w:bottom w:type="dxa" w:w="80"/>
               <w:right w:type="dxa" w:w="120"/>
             </w:tcMar>
           </w:tcPr>
           <w:p>
-            <w:r>
-              <w:rPr>
-                <w:rFonts w:ascii="Arial" w:cs="Arial" w:eastAsia="Arial" w:hAnsi="Arial"/>
-                <w:sz w:val="20"/>
-                <w:szCs w:val="20"/>
-              </w:rPr>
-              <w:t xml:space="preserve">Mini Lesson: Sprint 2 Continued – Refinement &amp; Extensions</w:t>
+            <w:pPr>
+              <w:spacing w:after="80" w:before="80"/>
+            </w:pPr>
+            <w:r>
+              <w:rPr>
+                <w:rFonts w:ascii="Arial" w:cs="Arial" w:eastAsia="Arial" w:hAnsi="Arial"/>
+                <w:b/>
+                <w:bCs/>
+                <w:i w:val="false"/>
+                <w:iCs w:val="false"/>
+                <w:color w:val="000000"/>
+                <w:sz w:val="22"/>
+                <w:szCs w:val="22"/>
+              </w:rPr>
+              <w:t xml:space="preserve">Mini Lesson: </w:t>
+            </w:r>
+            <w:r>
+              <w:rPr>
+                <w:rFonts w:ascii="Arial" w:cs="Arial" w:eastAsia="Arial" w:hAnsi="Arial"/>
+                <w:b w:val="false"/>
+                <w:bCs w:val="false"/>
+                <w:i w:val="false"/>
+                <w:iCs w:val="false"/>
+                <w:color w:val="000000"/>
+                <w:sz w:val="22"/>
+                <w:szCs w:val="22"/>
+              </w:rPr>
+              <w:t xml:space="preserve">Sprint 2 Continued – Refinement &amp; Extensions</w:t>
+            </w:r>
+            <w:r>
+              <w:rPr>
+                <w:rFonts w:ascii="Arial" w:cs="Arial" w:eastAsia="Arial" w:hAnsi="Arial"/>
+                <w:sz w:val="20"/>
+                <w:szCs w:val="20"/>
+              </w:rPr>
+              <w:br/>
+              <w:t xml:space="preserve"/>
+            </w:r>
+            <w:r>
+              <w:rPr>
+                <w:rFonts w:ascii="Arial" w:cs="Arial" w:eastAsia="Arial" w:hAnsi="Arial"/>
+                <w:sz w:val="20"/>
+                <w:szCs w:val="20"/>
+              </w:rPr>
+              <w:br/>
+              <w:t xml:space="preserve"/>
+            </w:r>
+            <w:r>
+              <w:rPr>
+                <w:rFonts w:ascii="Arial" w:cs="Arial" w:eastAsia="Arial" w:hAnsi="Arial"/>
+                <w:b/>
+                <w:bCs/>
+                <w:i/>
+                <w:iCs/>
+                <w:color w:val="555555"/>
+                <w:sz w:val="20"/>
+                <w:szCs w:val="20"/>
+              </w:rPr>
+              <w:t xml:space="preserve">→ Live Demo — </w:t>
+            </w:r>
+            <w:r>
+              <w:rPr>
+                <w:rFonts w:ascii="Arial" w:cs="Arial" w:eastAsia="Arial" w:hAnsi="Arial"/>
+                <w:b w:val="false"/>
+                <w:bCs w:val="false"/>
+                <w:i/>
+                <w:iCs/>
+                <w:color w:val="555555"/>
+                <w:sz w:val="20"/>
+                <w:szCs w:val="20"/>
+              </w:rPr>
+              <w:t xml:space="preserve">type examples as students follow along in their own editor.</w:t>
+            </w:r>
+            <w:r>
+              <w:rPr>
+                <w:rFonts w:ascii="Arial" w:cs="Arial" w:eastAsia="Arial" w:hAnsi="Arial"/>
+                <w:sz w:val="20"/>
+                <w:szCs w:val="20"/>
+              </w:rPr>
+              <w:br/>
+              <w:t xml:space="preserve"/>
+            </w:r>
+            <w:r>
+              <w:rPr>
+                <w:rFonts w:ascii="Arial" w:cs="Arial" w:eastAsia="Arial" w:hAnsi="Arial"/>
+                <w:b/>
+                <w:bCs/>
+                <w:i/>
+                <w:iCs/>
+                <w:color w:val="555555"/>
+                <w:sz w:val="20"/>
+                <w:szCs w:val="20"/>
+              </w:rPr>
+              <w:t xml:space="preserve">→ Check for Understanding: </w:t>
+            </w:r>
+            <w:r>
+              <w:rPr>
+                <w:rFonts w:ascii="Arial" w:cs="Arial" w:eastAsia="Arial" w:hAnsi="Arial"/>
+                <w:b w:val="false"/>
+                <w:bCs w:val="false"/>
+                <w:i/>
+                <w:iCs/>
+                <w:color w:val="555555"/>
+                <w:sz w:val="20"/>
+                <w:szCs w:val="20"/>
+              </w:rPr>
+              <w:t xml:space="preserve">pause and cold-call: “Can someone explain what we just did in their own words?”</w:t>
             </w:r>
           </w:p>
         </w:tc>
@@ -316,9 +546,9 @@
               <w:right w:val="single" w:color="CCCCCC" w:sz="1"/>
             </w:tcBorders>
             <w:tcMar>
-              <w:top w:type="dxa" w:w="60"/>
+              <w:top w:type="dxa" w:w="80"/>
               <w:left w:type="dxa" w:w="120"/>
-              <w:bottom w:type="dxa" w:w="60"/>
+              <w:bottom w:type="dxa" w:w="80"/>
               <w:right w:type="dxa" w:w="120"/>
             </w:tcMar>
           </w:tcPr>
@@ -331,7 +561,7 @@
                 <w:sz w:val="20"/>
                 <w:szCs w:val="20"/>
               </w:rPr>
-              <w:t xml:space="preserve">15-20 min</w:t>
+              <w:t xml:space="preserve">15–20 min</w:t>
             </w:r>
           </w:p>
         </w:tc>
@@ -345,20 +575,81 @@
               <w:right w:val="single" w:color="CCCCCC" w:sz="1"/>
             </w:tcBorders>
             <w:tcMar>
-              <w:top w:type="dxa" w:w="60"/>
+              <w:top w:type="dxa" w:w="80"/>
               <w:left w:type="dxa" w:w="120"/>
-              <w:bottom w:type="dxa" w:w="60"/>
+              <w:bottom w:type="dxa" w:w="80"/>
               <w:right w:type="dxa" w:w="120"/>
             </w:tcMar>
           </w:tcPr>
           <w:p>
-            <w:r>
-              <w:rPr>
-                <w:rFonts w:ascii="Arial" w:cs="Arial" w:eastAsia="Arial" w:hAnsi="Arial"/>
-                <w:sz w:val="20"/>
-                <w:szCs w:val="20"/>
+            <w:pPr>
+              <w:spacing w:after="80" w:before="80"/>
+            </w:pPr>
+            <w:r>
+              <w:rPr>
+                <w:rFonts w:ascii="Arial" w:cs="Arial" w:eastAsia="Arial" w:hAnsi="Arial"/>
+                <w:b/>
+                <w:bCs/>
+                <w:i w:val="false"/>
+                <w:iCs w:val="false"/>
+                <w:color w:val="000000"/>
+                <w:sz w:val="22"/>
+                <w:szCs w:val="22"/>
               </w:rPr>
               <w:t xml:space="preserve">Independent Practice / Code Along</w:t>
+            </w:r>
+            <w:r>
+              <w:rPr>
+                <w:rFonts w:ascii="Arial" w:cs="Arial" w:eastAsia="Arial" w:hAnsi="Arial"/>
+                <w:sz w:val="20"/>
+                <w:szCs w:val="20"/>
+              </w:rPr>
+              <w:br/>
+              <w:t xml:space="preserve"/>
+            </w:r>
+            <w:r>
+              <w:rPr>
+                <w:rFonts w:ascii="Arial" w:cs="Arial" w:eastAsia="Arial" w:hAnsi="Arial"/>
+                <w:b w:val="false"/>
+                <w:bCs w:val="false"/>
+                <w:i w:val="false"/>
+                <w:iCs w:val="false"/>
+                <w:color w:val="000000"/>
+                <w:sz w:val="20"/>
+                <w:szCs w:val="20"/>
+              </w:rPr>
+              <w:t xml:space="preserve">    Work through problems from the day's exercise set.</w:t>
+            </w:r>
+            <w:r>
+              <w:rPr>
+                <w:rFonts w:ascii="Arial" w:cs="Arial" w:eastAsia="Arial" w:hAnsi="Arial"/>
+                <w:sz w:val="20"/>
+                <w:szCs w:val="20"/>
+              </w:rPr>
+              <w:br/>
+              <w:t xml:space="preserve"/>
+            </w:r>
+            <w:r>
+              <w:rPr>
+                <w:rFonts w:ascii="Arial" w:cs="Arial" w:eastAsia="Arial" w:hAnsi="Arial"/>
+                <w:sz w:val="20"/>
+                <w:szCs w:val="20"/>
+              </w:rPr>
+              <w:br/>
+              <w:t xml:space="preserve"/>
+            </w:r>
+            <w:r>
+              <w:rPr>
+                <w:rFonts w:ascii="Arial" w:cs="Arial" w:eastAsia="Arial" w:hAnsi="Arial"/>
+                <w:b w:val="false"/>
+                <w:bCs w:val="false"/>
+                <w:i/>
+                <w:iCs/>
+                <w:color w:val="555555"/>
+                <w:sz w:val="20"/>
+                <w:szCs w:val="20"/>
+              </w:rPr>
+              <w:t xml:space="preserve">→ Teacher circulates — offer hints, check for understanding.</w:t>
             </w:r>
           </w:p>
         </w:tc>
@@ -374,9 +665,9 @@
               <w:right w:val="single" w:color="CCCCCC" w:sz="1"/>
             </w:tcBorders>
             <w:tcMar>
-              <w:top w:type="dxa" w:w="60"/>
+              <w:top w:type="dxa" w:w="80"/>
               <w:left w:type="dxa" w:w="120"/>
-              <w:bottom w:type="dxa" w:w="60"/>
+              <w:bottom w:type="dxa" w:w="80"/>
               <w:right w:type="dxa" w:w="120"/>
             </w:tcMar>
           </w:tcPr>
@@ -403,20 +694,90 @@
               <w:right w:val="single" w:color="CCCCCC" w:sz="1"/>
             </w:tcBorders>
             <w:tcMar>
-              <w:top w:type="dxa" w:w="60"/>
+              <w:top w:type="dxa" w:w="80"/>
               <w:left w:type="dxa" w:w="120"/>
-              <w:bottom w:type="dxa" w:w="60"/>
+              <w:bottom w:type="dxa" w:w="80"/>
               <w:right w:type="dxa" w:w="120"/>
             </w:tcMar>
           </w:tcPr>
           <w:p>
-            <w:r>
-              <w:rPr>
-                <w:rFonts w:ascii="Arial" w:cs="Arial" w:eastAsia="Arial" w:hAnsi="Arial"/>
-                <w:sz w:val="20"/>
-                <w:szCs w:val="20"/>
+            <w:pPr>
+              <w:spacing w:after="80" w:before="80"/>
+            </w:pPr>
+            <w:r>
+              <w:rPr>
+                <w:rFonts w:ascii="Arial" w:cs="Arial" w:eastAsia="Arial" w:hAnsi="Arial"/>
+                <w:b/>
+                <w:bCs/>
+                <w:i w:val="false"/>
+                <w:iCs w:val="false"/>
+                <w:color w:val="000000"/>
+                <w:sz w:val="22"/>
+                <w:szCs w:val="22"/>
               </w:rPr>
               <w:t xml:space="preserve">Exit Ticket / Wrap-Up</w:t>
+            </w:r>
+            <w:r>
+              <w:rPr>
+                <w:rFonts w:ascii="Arial" w:cs="Arial" w:eastAsia="Arial" w:hAnsi="Arial"/>
+                <w:sz w:val="20"/>
+                <w:szCs w:val="20"/>
+              </w:rPr>
+              <w:br/>
+              <w:t xml:space="preserve"/>
+            </w:r>
+            <w:r>
+              <w:rPr>
+                <w:rFonts w:ascii="Arial" w:cs="Arial" w:eastAsia="Arial" w:hAnsi="Arial"/>
+                <w:sz w:val="20"/>
+                <w:szCs w:val="20"/>
+              </w:rPr>
+              <w:br/>
+              <w:t xml:space="preserve"/>
+            </w:r>
+            <w:r>
+              <w:rPr>
+                <w:rFonts w:ascii="Arial" w:cs="Arial" w:eastAsia="Arial" w:hAnsi="Arial"/>
+                <w:b w:val="false"/>
+                <w:bCs w:val="false"/>
+                <w:i w:val="false"/>
+                <w:iCs w:val="false"/>
+                <w:color w:val="000000"/>
+                <w:sz w:val="20"/>
+                <w:szCs w:val="20"/>
+              </w:rPr>
+              <w:t xml:space="preserve">What is one key concept you learned today?</w:t>
+            </w:r>
+            <w:r>
+              <w:rPr>
+                <w:rFonts w:ascii="Arial" w:cs="Arial" w:eastAsia="Arial" w:hAnsi="Arial"/>
+                <w:sz w:val="20"/>
+                <w:szCs w:val="20"/>
+              </w:rPr>
+              <w:br/>
+              <w:t xml:space="preserve"/>
+            </w:r>
+            <w:r>
+              <w:rPr>
+                <w:rFonts w:ascii="Arial" w:cs="Arial" w:eastAsia="Arial" w:hAnsi="Arial"/>
+                <w:sz w:val="20"/>
+                <w:szCs w:val="20"/>
+              </w:rPr>
+              <w:br/>
+              <w:t xml:space="preserve"/>
+            </w:r>
+            <w:r>
+              <w:rPr>
+                <w:rFonts w:ascii="Arial" w:cs="Arial" w:eastAsia="Arial" w:hAnsi="Arial"/>
+                <w:b w:val="false"/>
+                <w:bCs w:val="false"/>
+                <w:i/>
+                <w:iCs/>
+                <w:color w:val="555555"/>
+                <w:sz w:val="20"/>
+                <w:szCs w:val="20"/>
+              </w:rPr>
+              <w:t xml:space="preserve">→ 3–2–1: Name 3 things learned, 2 new vocab words, 1 question you still have.</w:t>
             </w:r>
           </w:p>
         </w:tc>
@@ -489,19 +850,6 @@
                 <w:sz w:val="18"/>
                 <w:szCs w:val="18"/>
               </w:rPr>
-              <w:t xml:space="preserve"># BEFORE</w:t>
-            </w:r>
-          </w:p>
-          <w:p>
-            <w:pPr>
-              <w:spacing w:after="20"/>
-            </w:pPr>
-            <w:r>
-              <w:rPr>
-                <w:rFonts w:ascii="Courier New" w:cs="Courier New" w:eastAsia="Courier New" w:hAnsi="Courier New"/>
-                <w:sz w:val="18"/>
-                <w:szCs w:val="18"/>
-              </w:rPr>
               <w:t xml:space="preserve">for s in self.students:</w:t>
             </w:r>
           </w:p>
@@ -554,7 +902,7 @@
                 <w:sz w:val="18"/>
                 <w:szCs w:val="18"/>
               </w:rPr>
-              <w:t xml:space="preserve"># AFTER</w:t>
+              <w:t xml:space="preserve"> </w:t>
             </w:r>
           </w:p>
           <w:p>
@@ -647,19 +995,6 @@
                 <w:sz w:val="18"/>
                 <w:szCs w:val="18"/>
               </w:rPr>
-              <w:t xml:space="preserve"># BEFORE</w:t>
-            </w:r>
-          </w:p>
-          <w:p>
-            <w:pPr>
-              <w:spacing w:after="20"/>
-            </w:pPr>
-            <w:r>
-              <w:rPr>
-                <w:rFonts w:ascii="Courier New" w:cs="Courier New" w:eastAsia="Courier New" w:hAnsi="Courier New"/>
-                <w:sz w:val="18"/>
-                <w:szCs w:val="18"/>
-              </w:rPr>
               <w:t xml:space="preserve">gpa = float(input("GPA: "))</w:t>
             </w:r>
           </w:p>
@@ -686,7 +1021,7 @@
                 <w:sz w:val="18"/>
                 <w:szCs w:val="18"/>
               </w:rPr>
-              <w:t xml:space="preserve"># AFTER</w:t>
+              <w:t xml:space="preserve"> </w:t>
             </w:r>
           </w:p>
           <w:p>
@@ -831,19 +1166,6 @@
                 <w:sz w:val="18"/>
                 <w:szCs w:val="18"/>
               </w:rPr>
-              <w:t xml:space="preserve"># BEFORE: one function does too much</w:t>
-            </w:r>
-          </w:p>
-          <w:p>
-            <w:pPr>
-              <w:spacing w:after="20"/>
-            </w:pPr>
-            <w:r>
-              <w:rPr>
-                <w:rFonts w:ascii="Courier New" w:cs="Courier New" w:eastAsia="Courier New" w:hAnsi="Courier New"/>
-                <w:sz w:val="18"/>
-                <w:szCs w:val="18"/>
-              </w:rPr>
               <w:t xml:space="preserve">def manage_students(self):</w:t>
             </w:r>
           </w:p>
@@ -883,7 +1205,7 @@
                 <w:sz w:val="18"/>
                 <w:szCs w:val="18"/>
               </w:rPr>
-              <w:t xml:space="preserve"># AFTER: break into smaller functions</w:t>
+              <w:t xml:space="preserve"> </w:t>
             </w:r>
           </w:p>
           <w:p>
@@ -1119,32 +1441,6 @@
                 <w:sz w:val="18"/>
                 <w:szCs w:val="18"/>
               </w:rPr>
-              <w:t xml:space="preserve"># Example: refactor variable names</w:t>
-            </w:r>
-          </w:p>
-          <w:p>
-            <w:pPr>
-              <w:spacing w:after="20"/>
-            </w:pPr>
-            <w:r>
-              <w:rPr>
-                <w:rFonts w:ascii="Courier New" w:cs="Courier New" w:eastAsia="Courier New" w:hAnsi="Courier New"/>
-                <w:sz w:val="18"/>
-                <w:szCs w:val="18"/>
-              </w:rPr>
-              <w:t xml:space="preserve"># Step 1: Rename s to student in load_students()</w:t>
-            </w:r>
-          </w:p>
-          <w:p>
-            <w:pPr>
-              <w:spacing w:after="20"/>
-            </w:pPr>
-            <w:r>
-              <w:rPr>
-                <w:rFonts w:ascii="Courier New" w:cs="Courier New" w:eastAsia="Courier New" w:hAnsi="Courier New"/>
-                <w:sz w:val="18"/>
-                <w:szCs w:val="18"/>
-              </w:rPr>
               <w:t xml:space="preserve">def load_students(filename):</w:t>
             </w:r>
           </w:p>
@@ -1237,58 +1533,6 @@
                 <w:szCs w:val="18"/>
               </w:rPr>
               <w:t xml:space="preserve">    return students</w:t>
-            </w:r>
-          </w:p>
-          <w:p>
-            <w:pPr>
-              <w:spacing w:after="20"/>
-            </w:pPr>
-            <w:r>
-              <w:rPr>
-                <w:rFonts w:ascii="Courier New" w:cs="Courier New" w:eastAsia="Courier New" w:hAnsi="Courier New"/>
-                <w:sz w:val="18"/>
-                <w:szCs w:val="18"/>
-              </w:rPr>
-              <w:t xml:space="preserve"> </w:t>
-            </w:r>
-          </w:p>
-          <w:p>
-            <w:pPr>
-              <w:spacing w:after="20"/>
-            </w:pPr>
-            <w:r>
-              <w:rPr>
-                <w:rFonts w:ascii="Courier New" w:cs="Courier New" w:eastAsia="Courier New" w:hAnsi="Courier New"/>
-                <w:sz w:val="18"/>
-                <w:szCs w:val="18"/>
-              </w:rPr>
-              <w:t xml:space="preserve"># Step 2: Test — does it still work?</w:t>
-            </w:r>
-          </w:p>
-          <w:p>
-            <w:pPr>
-              <w:spacing w:after="20"/>
-            </w:pPr>
-            <w:r>
-              <w:rPr>
-                <w:rFonts w:ascii="Courier New" w:cs="Courier New" w:eastAsia="Courier New" w:hAnsi="Courier New"/>
-                <w:sz w:val="18"/>
-                <w:szCs w:val="18"/>
-              </w:rPr>
-              <w:t xml:space="preserve"># Step 3: Commit: "Refactor: improve variable names in load_students()"</w:t>
-            </w:r>
-          </w:p>
-          <w:p>
-            <w:pPr>
-              <w:spacing w:after="20"/>
-            </w:pPr>
-            <w:r>
-              <w:rPr>
-                <w:rFonts w:ascii="Courier New" w:cs="Courier New" w:eastAsia="Courier New" w:hAnsi="Courier New"/>
-                <w:sz w:val="18"/>
-                <w:szCs w:val="18"/>
-              </w:rPr>
-              <w:t xml:space="preserve"># Step 4: Move to next function</w:t>
             </w:r>
           </w:p>
         </w:tc>

--- a/Coding 2 - year/Unit 7 - Capstone Project/Daily Lesson Plans/Word/Day 14.docx
+++ b/Coding 2 - year/Unit 7 - Capstone Project/Daily Lesson Plans/Word/Day 14.docx
@@ -319,7 +319,7 @@
                 <w:sz w:val="20"/>
                 <w:szCs w:val="20"/>
               </w:rPr>
-              <w:t xml:space="preserve">    What do you remember from last class?</w:t>
+              <w:t xml:space="preserve">    What do you already know about Sprint 2 Continued – Refinement &amp; Extensions? Write down at least one thing.</w:t>
             </w:r>
             <w:r>
               <w:rPr>
@@ -350,7 +350,7 @@
                 <w:sz w:val="20"/>
                 <w:szCs w:val="20"/>
               </w:rPr>
-              <w:t xml:space="preserve">What do you think today's topic "Sprint 2 Continued – Refinement &amp; Extensions" is about?</w:t>
+              <w:t xml:space="preserve">Today’s Goal: Explore and practice Sprint 2 Continued – Refinement &amp; Extensions.</w:t>
             </w:r>
             <w:r>
               <w:rPr>
@@ -746,7 +746,7 @@
                 <w:sz w:val="20"/>
                 <w:szCs w:val="20"/>
               </w:rPr>
-              <w:t xml:space="preserve">What is one key concept you learned today?</w:t>
+              <w:t xml:space="preserve">Name one new thing you learned about Sprint 2 Continued – Refinement &amp; Extensions today and one question you still have.</w:t>
             </w:r>
             <w:r>
               <w:rPr>

--- a/Coding 2 - year/Unit 7 - Capstone Project/Daily Lesson Plans/Word/Day 14.docx
+++ b/Coding 2 - year/Unit 7 - Capstone Project/Daily Lesson Plans/Word/Day 14.docx
@@ -342,6 +342,72 @@
             <w:r>
               <w:rPr>
                 <w:rFonts w:ascii="Arial" w:cs="Arial" w:eastAsia="Arial" w:hAnsi="Arial"/>
+                <w:b/>
+                <w:bCs/>
+                <w:i w:val="false"/>
+                <w:iCs w:val="false"/>
+                <w:color w:val="000000"/>
+                <w:sz w:val="20"/>
+                <w:szCs w:val="20"/>
+              </w:rPr>
+              <w:t xml:space="preserve">Vocabulary Preview — </w:t>
+            </w:r>
+            <w:r>
+              <w:rPr>
+                <w:rFonts w:ascii="Arial" w:cs="Arial" w:eastAsia="Arial" w:hAnsi="Arial"/>
+                <w:b w:val="false"/>
+                <w:bCs w:val="false"/>
+                <w:i w:val="false"/>
+                <w:iCs w:val="false"/>
+                <w:color w:val="000000"/>
+                <w:sz w:val="20"/>
+                <w:szCs w:val="20"/>
+              </w:rPr>
+              <w:t xml:space="preserve">terms we'll use today:</w:t>
+            </w:r>
+            <w:r>
+              <w:rPr>
+                <w:rFonts w:ascii="Arial" w:cs="Arial" w:eastAsia="Arial" w:hAnsi="Arial"/>
+                <w:sz w:val="20"/>
+                <w:szCs w:val="20"/>
+              </w:rPr>
+              <w:br/>
+              <w:t xml:space="preserve"/>
+            </w:r>
+            <w:r>
+              <w:rPr>
+                <w:rFonts w:ascii="Arial" w:cs="Arial" w:eastAsia="Arial" w:hAnsi="Arial"/>
+                <w:b w:val="false"/>
+                <w:bCs w:val="false"/>
+                <w:i w:val="false"/>
+                <w:iCs w:val="false"/>
+                <w:color w:val="000000"/>
+                <w:sz w:val="20"/>
+                <w:szCs w:val="20"/>
+              </w:rPr>
+              <w:t xml:space="preserve">    • Minutes 0-5   •   Standup   •   Minutes 5-50   •   Improvement &amp; Feature Work   •   Minutes 50-55   •   Wrap-up</w:t>
+            </w:r>
+            <w:r>
+              <w:rPr>
+                <w:rFonts w:ascii="Arial" w:cs="Arial" w:eastAsia="Arial" w:hAnsi="Arial"/>
+                <w:sz w:val="20"/>
+                <w:szCs w:val="20"/>
+              </w:rPr>
+              <w:br/>
+              <w:t xml:space="preserve"/>
+            </w:r>
+            <w:r>
+              <w:rPr>
+                <w:rFonts w:ascii="Arial" w:cs="Arial" w:eastAsia="Arial" w:hAnsi="Arial"/>
+                <w:sz w:val="20"/>
+                <w:szCs w:val="20"/>
+              </w:rPr>
+              <w:br/>
+              <w:t xml:space="preserve"/>
+            </w:r>
+            <w:r>
+              <w:rPr>
+                <w:rFonts w:ascii="Arial" w:cs="Arial" w:eastAsia="Arial" w:hAnsi="Arial"/>
                 <w:b w:val="false"/>
                 <w:bCs w:val="false"/>
                 <w:i/>
@@ -474,6 +540,310 @@
             <w:r>
               <w:rPr>
                 <w:rFonts w:ascii="Arial" w:cs="Arial" w:eastAsia="Arial" w:hAnsi="Arial"/>
+                <w:b w:val="false"/>
+                <w:bCs w:val="false"/>
+                <w:i w:val="false"/>
+                <w:iCs w:val="false"/>
+                <w:color w:val="000000"/>
+                <w:sz w:val="20"/>
+                <w:szCs w:val="20"/>
+              </w:rPr>
+              <w:t xml:space="preserve">Day 13 gave you feedback; now you apply it. You'll refactor code based on peer suggestions, fix any identified issues, and add stretch features if you're ahead of schedule. By the end of Sprint 2 (Day 16), your app should be feature-complete and polished.</w:t>
+            </w:r>
+            <w:r>
+              <w:rPr>
+                <w:rFonts w:ascii="Arial" w:cs="Arial" w:eastAsia="Arial" w:hAnsi="Arial"/>
+                <w:sz w:val="20"/>
+                <w:szCs w:val="20"/>
+              </w:rPr>
+              <w:br/>
+              <w:t xml:space="preserve"/>
+            </w:r>
+            <w:r>
+              <w:rPr>
+                <w:rFonts w:ascii="Arial" w:cs="Arial" w:eastAsia="Arial" w:hAnsi="Arial"/>
+                <w:b w:val="false"/>
+                <w:bCs w:val="false"/>
+                <w:i w:val="false"/>
+                <w:iCs w:val="false"/>
+                <w:color w:val="000000"/>
+                <w:sz w:val="20"/>
+                <w:szCs w:val="20"/>
+              </w:rPr>
+              <w:t xml:space="preserve">Minutes 5-50: Improvement &amp; Feature Work</w:t>
+            </w:r>
+            <w:r>
+              <w:rPr>
+                <w:rFonts w:ascii="Arial" w:cs="Arial" w:eastAsia="Arial" w:hAnsi="Arial"/>
+                <w:sz w:val="20"/>
+                <w:szCs w:val="20"/>
+              </w:rPr>
+              <w:br/>
+              <w:t xml:space="preserve"/>
+            </w:r>
+            <w:r>
+              <w:rPr>
+                <w:rFonts w:ascii="Arial" w:cs="Arial" w:eastAsia="Arial" w:hAnsi="Arial"/>
+                <w:sz w:val="20"/>
+                <w:szCs w:val="20"/>
+              </w:rPr>
+              <w:br/>
+              <w:t xml:space="preserve"/>
+            </w:r>
+            <w:r>
+              <w:rPr>
+                <w:rFonts w:ascii="Arial" w:cs="Arial" w:eastAsia="Arial" w:hAnsi="Arial"/>
+                <w:b/>
+                <w:bCs/>
+                <w:i w:val="false"/>
+                <w:iCs w:val="false"/>
+                <w:color w:val="000000"/>
+                <w:sz w:val="20"/>
+                <w:szCs w:val="20"/>
+              </w:rPr>
+              <w:t xml:space="preserve">Key Concepts:</w:t>
+            </w:r>
+            <w:r>
+              <w:rPr>
+                <w:rFonts w:ascii="Arial" w:cs="Arial" w:eastAsia="Arial" w:hAnsi="Arial"/>
+                <w:sz w:val="20"/>
+                <w:szCs w:val="20"/>
+              </w:rPr>
+              <w:br/>
+              <w:t xml:space="preserve"/>
+            </w:r>
+            <w:r>
+              <w:rPr>
+                <w:rFonts w:ascii="Arial" w:cs="Arial" w:eastAsia="Arial" w:hAnsi="Arial"/>
+                <w:b w:val="false"/>
+                <w:bCs w:val="false"/>
+                <w:i w:val="false"/>
+                <w:iCs w:val="false"/>
+                <w:color w:val="000000"/>
+                <w:sz w:val="20"/>
+                <w:szCs w:val="20"/>
+              </w:rPr>
+              <w:t xml:space="preserve">    • Review: what feedback will you apply today?</w:t>
+            </w:r>
+            <w:r>
+              <w:rPr>
+                <w:rFonts w:ascii="Arial" w:cs="Arial" w:eastAsia="Arial" w:hAnsi="Arial"/>
+                <w:sz w:val="20"/>
+                <w:szCs w:val="20"/>
+              </w:rPr>
+              <w:br/>
+              <w:t xml:space="preserve"/>
+            </w:r>
+            <w:r>
+              <w:rPr>
+                <w:rFonts w:ascii="Arial" w:cs="Arial" w:eastAsia="Arial" w:hAnsi="Arial"/>
+                <w:b w:val="false"/>
+                <w:bCs w:val="false"/>
+                <w:i w:val="false"/>
+                <w:iCs w:val="false"/>
+                <w:color w:val="000000"/>
+                <w:sz w:val="20"/>
+                <w:szCs w:val="20"/>
+              </w:rPr>
+              <w:t xml:space="preserve">    • Teacher: common feedback themes and how to address them</w:t>
+            </w:r>
+            <w:r>
+              <w:rPr>
+                <w:rFonts w:ascii="Arial" w:cs="Arial" w:eastAsia="Arial" w:hAnsi="Arial"/>
+                <w:sz w:val="20"/>
+                <w:szCs w:val="20"/>
+              </w:rPr>
+              <w:br/>
+              <w:t xml:space="preserve"/>
+            </w:r>
+            <w:r>
+              <w:rPr>
+                <w:rFonts w:ascii="Arial" w:cs="Arial" w:eastAsia="Arial" w:hAnsi="Arial"/>
+                <w:b w:val="false"/>
+                <w:bCs w:val="false"/>
+                <w:i w:val="false"/>
+                <w:iCs w:val="false"/>
+                <w:color w:val="000000"/>
+                <w:sz w:val="20"/>
+                <w:szCs w:val="20"/>
+              </w:rPr>
+              <w:t xml:space="preserve">    • Plan: prioritize what to work on today</w:t>
+            </w:r>
+            <w:r>
+              <w:rPr>
+                <w:rFonts w:ascii="Arial" w:cs="Arial" w:eastAsia="Arial" w:hAnsi="Arial"/>
+                <w:sz w:val="20"/>
+                <w:szCs w:val="20"/>
+              </w:rPr>
+              <w:br/>
+              <w:t xml:space="preserve"/>
+            </w:r>
+            <w:r>
+              <w:rPr>
+                <w:rFonts w:ascii="Arial" w:cs="Arial" w:eastAsia="Arial" w:hAnsi="Arial"/>
+                <w:b w:val="false"/>
+                <w:bCs w:val="false"/>
+                <w:i w:val="false"/>
+                <w:iCs w:val="false"/>
+                <w:color w:val="000000"/>
+                <w:sz w:val="20"/>
+                <w:szCs w:val="20"/>
+              </w:rPr>
+              <w:t xml:space="preserve">    • Apply code review feedback (variable names, docstrings, error handling)</w:t>
+            </w:r>
+            <w:r>
+              <w:rPr>
+                <w:rFonts w:ascii="Arial" w:cs="Arial" w:eastAsia="Arial" w:hAnsi="Arial"/>
+                <w:sz w:val="20"/>
+                <w:szCs w:val="20"/>
+              </w:rPr>
+              <w:br/>
+              <w:t xml:space="preserve"/>
+            </w:r>
+            <w:r>
+              <w:rPr>
+                <w:rFonts w:ascii="Arial" w:cs="Arial" w:eastAsia="Arial" w:hAnsi="Arial"/>
+                <w:b w:val="false"/>
+                <w:bCs w:val="false"/>
+                <w:i w:val="false"/>
+                <w:iCs w:val="false"/>
+                <w:color w:val="000000"/>
+                <w:sz w:val="20"/>
+                <w:szCs w:val="20"/>
+              </w:rPr>
+              <w:t xml:space="preserve">    • Fix bugs identified in code review</w:t>
+            </w:r>
+            <w:r>
+              <w:rPr>
+                <w:rFonts w:ascii="Arial" w:cs="Arial" w:eastAsia="Arial" w:hAnsi="Arial"/>
+                <w:sz w:val="20"/>
+                <w:szCs w:val="20"/>
+              </w:rPr>
+              <w:br/>
+              <w:t xml:space="preserve"/>
+            </w:r>
+            <w:r>
+              <w:rPr>
+                <w:rFonts w:ascii="Arial" w:cs="Arial" w:eastAsia="Arial" w:hAnsi="Arial"/>
+                <w:b w:val="false"/>
+                <w:bCs w:val="false"/>
+                <w:i w:val="false"/>
+                <w:iCs w:val="false"/>
+                <w:color w:val="000000"/>
+                <w:sz w:val="20"/>
+                <w:szCs w:val="20"/>
+              </w:rPr>
+              <w:t xml:space="preserve">    • Add stretch features if you've completed all planned features</w:t>
+            </w:r>
+            <w:r>
+              <w:rPr>
+                <w:rFonts w:ascii="Arial" w:cs="Arial" w:eastAsia="Arial" w:hAnsi="Arial"/>
+                <w:sz w:val="20"/>
+                <w:szCs w:val="20"/>
+              </w:rPr>
+              <w:br/>
+              <w:t xml:space="preserve"/>
+            </w:r>
+            <w:r>
+              <w:rPr>
+                <w:rFonts w:ascii="Arial" w:cs="Arial" w:eastAsia="Arial" w:hAnsi="Arial"/>
+                <w:b w:val="false"/>
+                <w:bCs w:val="false"/>
+                <w:i w:val="false"/>
+                <w:iCs w:val="false"/>
+                <w:color w:val="000000"/>
+                <w:sz w:val="20"/>
+                <w:szCs w:val="20"/>
+              </w:rPr>
+              <w:t xml:space="preserve">    • Continue testing and integration</w:t>
+            </w:r>
+            <w:r>
+              <w:rPr>
+                <w:rFonts w:ascii="Arial" w:cs="Arial" w:eastAsia="Arial" w:hAnsi="Arial"/>
+                <w:sz w:val="20"/>
+                <w:szCs w:val="20"/>
+              </w:rPr>
+              <w:br/>
+              <w:t xml:space="preserve"/>
+            </w:r>
+            <w:r>
+              <w:rPr>
+                <w:rFonts w:ascii="Arial" w:cs="Arial" w:eastAsia="Arial" w:hAnsi="Arial"/>
+                <w:b w:val="false"/>
+                <w:bCs w:val="false"/>
+                <w:i w:val="false"/>
+                <w:iCs w:val="false"/>
+                <w:color w:val="000000"/>
+                <w:sz w:val="20"/>
+                <w:szCs w:val="20"/>
+              </w:rPr>
+              <w:t xml:space="preserve">    • Ask for help if refactoring gets complicated</w:t>
+            </w:r>
+            <w:r>
+              <w:rPr>
+                <w:rFonts w:ascii="Arial" w:cs="Arial" w:eastAsia="Arial" w:hAnsi="Arial"/>
+                <w:sz w:val="20"/>
+                <w:szCs w:val="20"/>
+              </w:rPr>
+              <w:br/>
+              <w:t xml:space="preserve"/>
+            </w:r>
+            <w:r>
+              <w:rPr>
+                <w:rFonts w:ascii="Arial" w:cs="Arial" w:eastAsia="Arial" w:hAnsi="Arial"/>
+                <w:sz w:val="20"/>
+                <w:szCs w:val="20"/>
+              </w:rPr>
+              <w:br/>
+              <w:t xml:space="preserve"/>
+            </w:r>
+            <w:r>
+              <w:rPr>
+                <w:rFonts w:ascii="Arial" w:cs="Arial" w:eastAsia="Arial" w:hAnsi="Arial"/>
+                <w:b/>
+                <w:bCs/>
+                <w:i w:val="false"/>
+                <w:iCs w:val="false"/>
+                <w:color w:val="000000"/>
+                <w:sz w:val="20"/>
+                <w:szCs w:val="20"/>
+              </w:rPr>
+              <w:t xml:space="preserve">Vocabulary: </w:t>
+            </w:r>
+            <w:r>
+              <w:rPr>
+                <w:rFonts w:ascii="Arial" w:cs="Arial" w:eastAsia="Arial" w:hAnsi="Arial"/>
+                <w:b w:val="false"/>
+                <w:bCs w:val="false"/>
+                <w:i w:val="false"/>
+                <w:iCs w:val="false"/>
+                <w:color w:val="000000"/>
+                <w:sz w:val="20"/>
+                <w:szCs w:val="20"/>
+              </w:rPr>
+              <w:t xml:space="preserve">Minutes 0-5, Standup, Minutes 5-50, Improvement &amp; Feature Work, Minutes 50-55, Wrap-up</w:t>
+            </w:r>
+            <w:r>
+              <w:rPr>
+                <w:rFonts w:ascii="Arial" w:cs="Arial" w:eastAsia="Arial" w:hAnsi="Arial"/>
+                <w:sz w:val="20"/>
+                <w:szCs w:val="20"/>
+              </w:rPr>
+              <w:br/>
+              <w:t xml:space="preserve"/>
+            </w:r>
+            <w:r>
+              <w:rPr>
+                <w:rFonts w:ascii="Arial" w:cs="Arial" w:eastAsia="Arial" w:hAnsi="Arial"/>
+                <w:sz w:val="20"/>
+                <w:szCs w:val="20"/>
+              </w:rPr>
+              <w:br/>
+              <w:t xml:space="preserve"/>
+            </w:r>
+            <w:r>
+              <w:rPr>
+                <w:rFonts w:ascii="Arial" w:cs="Arial" w:eastAsia="Arial" w:hAnsi="Arial"/>
                 <w:b/>
                 <w:bCs/>
                 <w:i/>
@@ -561,7 +931,7 @@
                 <w:sz w:val="20"/>
                 <w:szCs w:val="20"/>
               </w:rPr>
-              <w:t xml:space="preserve">15–20 min</w:t>
+              <w:t xml:space="preserve">15 min</w:t>
             </w:r>
           </w:p>
         </w:tc>
@@ -596,7 +966,16 @@
                 <w:sz w:val="22"/>
                 <w:szCs w:val="22"/>
               </w:rPr>
-              <w:t xml:space="preserve">Independent Practice / Code Along</w:t>
+              <w:t xml:space="preserve">Guided Practice</w:t>
+            </w:r>
+            <w:r>
+              <w:rPr>
+                <w:rFonts w:ascii="Arial" w:cs="Arial" w:eastAsia="Arial" w:hAnsi="Arial"/>
+                <w:sz w:val="20"/>
+                <w:szCs w:val="20"/>
+              </w:rPr>
+              <w:br/>
+              <w:t xml:space="preserve"/>
             </w:r>
             <w:r>
               <w:rPr>
@@ -618,7 +997,12 @@
                 <w:sz w:val="20"/>
                 <w:szCs w:val="20"/>
               </w:rPr>
-              <w:t xml:space="preserve">    Work through problems from the day's exercise set.</w:t>
+              <w:t xml:space="preserve">- [ ] Code review feedback applied
+- [ ] Variables renamed for clarity
+- [ ] Error handling improved
+- [ ] Refactoring tested and verified
+- [ ] Stretch features started (optional)
+- [ ] Code committed/saved</w:t>
             </w:r>
             <w:r>
               <w:rPr>
@@ -649,7 +1033,7 @@
                 <w:sz w:val="20"/>
                 <w:szCs w:val="20"/>
               </w:rPr>
-              <w:t xml:space="preserve">→ Teacher circulates — offer hints, check for understanding.</w:t>
+              <w:t xml:space="preserve">→ Teacher models — students try alongside, then compare results.</w:t>
             </w:r>
           </w:p>
         </w:tc>
@@ -680,7 +1064,7 @@
                 <w:sz w:val="20"/>
                 <w:szCs w:val="20"/>
               </w:rPr>
-              <w:t xml:space="preserve">5 min</w:t>
+              <w:t xml:space="preserve">15–20 min</w:t>
             </w:r>
           </w:p>
         </w:tc>
@@ -715,16 +1099,7 @@
                 <w:sz w:val="22"/>
                 <w:szCs w:val="22"/>
               </w:rPr>
-              <w:t xml:space="preserve">Exit Ticket / Wrap-Up</w:t>
-            </w:r>
-            <w:r>
-              <w:rPr>
-                <w:rFonts w:ascii="Arial" w:cs="Arial" w:eastAsia="Arial" w:hAnsi="Arial"/>
-                <w:sz w:val="20"/>
-                <w:szCs w:val="20"/>
-              </w:rPr>
-              <w:br/>
-              <w:t xml:space="preserve"/>
+              <w:t xml:space="preserve">Independent Practice / Code Along</w:t>
             </w:r>
             <w:r>
               <w:rPr>
@@ -746,7 +1121,29 @@
                 <w:sz w:val="20"/>
                 <w:szCs w:val="20"/>
               </w:rPr>
-              <w:t xml:space="preserve">Name one new thing you learned about Sprint 2 Continued – Refinement &amp; Extensions today and one question you still have.</w:t>
+              <w:t xml:space="preserve">    Students work independently on their projects, following the checklist.</w:t>
+            </w:r>
+            <w:r>
+              <w:rPr>
+                <w:rFonts w:ascii="Arial" w:cs="Arial" w:eastAsia="Arial" w:hAnsi="Arial"/>
+                <w:sz w:val="20"/>
+                <w:szCs w:val="20"/>
+              </w:rPr>
+              <w:br/>
+              <w:t xml:space="preserve"/>
+            </w:r>
+            <w:r>
+              <w:rPr>
+                <w:rFonts w:ascii="Arial" w:cs="Arial" w:eastAsia="Arial" w:hAnsi="Arial"/>
+                <w:b w:val="false"/>
+                <w:bCs w:val="false"/>
+                <w:i w:val="false"/>
+                <w:iCs w:val="false"/>
+                <w:color w:val="000000"/>
+                <w:sz w:val="20"/>
+                <w:szCs w:val="20"/>
+              </w:rPr>
+              <w:t xml:space="preserve">    Check in with each student to review progress and unblock issues.</w:t>
             </w:r>
             <w:r>
               <w:rPr>
@@ -777,6 +1174,134 @@
                 <w:sz w:val="20"/>
                 <w:szCs w:val="20"/>
               </w:rPr>
+              <w:t xml:space="preserve">→ Teacher circulates — offer hints, check for understanding.</w:t>
+            </w:r>
+          </w:p>
+        </w:tc>
+      </w:tr>
+      <w:tr>
+        <w:tc>
+          <w:tcPr>
+            <w:tcW w:type="dxa" w:w="1800"/>
+            <w:tcBorders>
+              <w:top w:val="single" w:color="CCCCCC" w:sz="1"/>
+              <w:left w:val="single" w:color="CCCCCC" w:sz="1"/>
+              <w:bottom w:val="single" w:color="CCCCCC" w:sz="1"/>
+              <w:right w:val="single" w:color="CCCCCC" w:sz="1"/>
+            </w:tcBorders>
+            <w:tcMar>
+              <w:top w:type="dxa" w:w="80"/>
+              <w:left w:type="dxa" w:w="120"/>
+              <w:bottom w:type="dxa" w:w="80"/>
+              <w:right w:type="dxa" w:w="120"/>
+            </w:tcMar>
+          </w:tcPr>
+          <w:p>
+            <w:r>
+              <w:rPr>
+                <w:rFonts w:ascii="Arial" w:cs="Arial" w:eastAsia="Arial" w:hAnsi="Arial"/>
+                <w:b/>
+                <w:bCs/>
+                <w:sz w:val="20"/>
+                <w:szCs w:val="20"/>
+              </w:rPr>
+              <w:t xml:space="preserve">5 min</w:t>
+            </w:r>
+          </w:p>
+        </w:tc>
+        <w:tc>
+          <w:tcPr>
+            <w:tcW w:type="dxa" w:w="7560"/>
+            <w:tcBorders>
+              <w:top w:val="single" w:color="CCCCCC" w:sz="1"/>
+              <w:left w:val="single" w:color="CCCCCC" w:sz="1"/>
+              <w:bottom w:val="single" w:color="CCCCCC" w:sz="1"/>
+              <w:right w:val="single" w:color="CCCCCC" w:sz="1"/>
+            </w:tcBorders>
+            <w:tcMar>
+              <w:top w:type="dxa" w:w="80"/>
+              <w:left w:type="dxa" w:w="120"/>
+              <w:bottom w:type="dxa" w:w="80"/>
+              <w:right w:type="dxa" w:w="120"/>
+            </w:tcMar>
+          </w:tcPr>
+          <w:p>
+            <w:pPr>
+              <w:spacing w:after="80" w:before="80"/>
+            </w:pPr>
+            <w:r>
+              <w:rPr>
+                <w:rFonts w:ascii="Arial" w:cs="Arial" w:eastAsia="Arial" w:hAnsi="Arial"/>
+                <w:b/>
+                <w:bCs/>
+                <w:i w:val="false"/>
+                <w:iCs w:val="false"/>
+                <w:color w:val="000000"/>
+                <w:sz w:val="22"/>
+                <w:szCs w:val="22"/>
+              </w:rPr>
+              <w:t xml:space="preserve">Exit Ticket / Wrap-Up</w:t>
+            </w:r>
+            <w:r>
+              <w:rPr>
+                <w:rFonts w:ascii="Arial" w:cs="Arial" w:eastAsia="Arial" w:hAnsi="Arial"/>
+                <w:sz w:val="20"/>
+                <w:szCs w:val="20"/>
+              </w:rPr>
+              <w:br/>
+              <w:t xml:space="preserve"/>
+            </w:r>
+            <w:r>
+              <w:rPr>
+                <w:rFonts w:ascii="Arial" w:cs="Arial" w:eastAsia="Arial" w:hAnsi="Arial"/>
+                <w:sz w:val="20"/>
+                <w:szCs w:val="20"/>
+              </w:rPr>
+              <w:br/>
+              <w:t xml:space="preserve"/>
+            </w:r>
+            <w:r>
+              <w:rPr>
+                <w:rFonts w:ascii="Arial" w:cs="Arial" w:eastAsia="Arial" w:hAnsi="Arial"/>
+                <w:b w:val="false"/>
+                <w:bCs w:val="false"/>
+                <w:i w:val="false"/>
+                <w:iCs w:val="false"/>
+                <w:color w:val="000000"/>
+                <w:sz w:val="20"/>
+                <w:szCs w:val="20"/>
+              </w:rPr>
+              <w:t xml:space="preserve">Name one new thing you learned about Sprint 2 Continued – Refinement &amp; Extensions today and one question you still have.</w:t>
+            </w:r>
+            <w:r>
+              <w:rPr>
+                <w:rFonts w:ascii="Arial" w:cs="Arial" w:eastAsia="Arial" w:hAnsi="Arial"/>
+                <w:sz w:val="20"/>
+                <w:szCs w:val="20"/>
+              </w:rPr>
+              <w:br/>
+              <w:t xml:space="preserve"/>
+            </w:r>
+            <w:r>
+              <w:rPr>
+                <w:rFonts w:ascii="Arial" w:cs="Arial" w:eastAsia="Arial" w:hAnsi="Arial"/>
+                <w:sz w:val="20"/>
+                <w:szCs w:val="20"/>
+              </w:rPr>
+              <w:br/>
+              <w:t xml:space="preserve"/>
+            </w:r>
+            <w:r>
+              <w:rPr>
+                <w:rFonts w:ascii="Arial" w:cs="Arial" w:eastAsia="Arial" w:hAnsi="Arial"/>
+                <w:b w:val="false"/>
+                <w:bCs w:val="false"/>
+                <w:i/>
+                <w:iCs/>
+                <w:color w:val="555555"/>
+                <w:sz w:val="20"/>
+                <w:szCs w:val="20"/>
+              </w:rPr>
               <w:t xml:space="preserve">→ 3–2–1: Name 3 things learned, 2 new vocab words, 1 question you still have.</w:t>
             </w:r>
           </w:p>
@@ -786,6 +1311,796 @@
     <w:p>
       <w:pPr>
         <w:spacing w:after="200"/>
+      </w:pPr>
+    </w:p>
+    <w:p>
+      <w:pPr>
+        <w:pBdr>
+          <w:bottom w:val="single" w:color="1B7A4A" w:sz="4" w:space="4"/>
+        </w:pBdr>
+        <w:spacing w:after="100" w:before="120"/>
+      </w:pPr>
+      <w:r>
+        <w:rPr>
+          <w:rFonts w:ascii="Arial" w:cs="Arial" w:eastAsia="Arial" w:hAnsi="Arial"/>
+          <w:b/>
+          <w:bCs/>
+          <w:color w:val="1B7A4A"/>
+          <w:sz w:val="24"/>
+          <w:szCs w:val="24"/>
+        </w:rPr>
+        <w:t xml:space="preserve">Key Concepts</w:t>
+      </w:r>
+    </w:p>
+    <w:p>
+      <w:pPr>
+        <w:spacing w:after="60"/>
+      </w:pPr>
+      <w:r>
+        <w:rPr>
+          <w:rFonts w:ascii="Arial" w:cs="Arial" w:eastAsia="Arial" w:hAnsi="Arial"/>
+          <w:sz w:val="20"/>
+          <w:szCs w:val="20"/>
+        </w:rPr>
+        <w:t xml:space="preserve">Day 13 gave you feedback; now you apply it. You'll refactor code based on peer suggestions, fix any identified issues, and add stretch features if you're ahead of schedule. By the end of Sprint 2 (Day 16), your app should be feature-complete and polished.</w:t>
+      </w:r>
+    </w:p>
+    <w:p>
+      <w:pPr>
+        <w:spacing w:after="60"/>
+      </w:pPr>
+      <w:r>
+        <w:rPr>
+          <w:rFonts w:ascii="Arial" w:cs="Arial" w:eastAsia="Arial" w:hAnsi="Arial"/>
+          <w:sz w:val="20"/>
+          <w:szCs w:val="20"/>
+        </w:rPr>
+        <w:t xml:space="preserve">Minutes 0-5: Standup</w:t>
+      </w:r>
+    </w:p>
+    <w:p>
+      <w:pPr>
+        <w:spacing w:after="60"/>
+        <w:ind w:left="360"/>
+      </w:pPr>
+      <w:r>
+        <w:rPr>
+          <w:rFonts w:ascii="Arial" w:cs="Arial" w:eastAsia="Arial" w:hAnsi="Arial"/>
+          <w:sz w:val="20"/>
+          <w:szCs w:val="20"/>
+        </w:rPr>
+        <w:t xml:space="preserve">• </w:t>
+      </w:r>
+      <w:r>
+        <w:rPr>
+          <w:rFonts w:ascii="Arial" w:cs="Arial" w:eastAsia="Arial" w:hAnsi="Arial"/>
+          <w:sz w:val="20"/>
+          <w:szCs w:val="20"/>
+        </w:rPr>
+        <w:t xml:space="preserve">Review: what feedback will you apply today?</w:t>
+      </w:r>
+    </w:p>
+    <w:p>
+      <w:pPr>
+        <w:spacing w:after="60"/>
+        <w:ind w:left="360"/>
+      </w:pPr>
+      <w:r>
+        <w:rPr>
+          <w:rFonts w:ascii="Arial" w:cs="Arial" w:eastAsia="Arial" w:hAnsi="Arial"/>
+          <w:sz w:val="20"/>
+          <w:szCs w:val="20"/>
+        </w:rPr>
+        <w:t xml:space="preserve">• </w:t>
+      </w:r>
+      <w:r>
+        <w:rPr>
+          <w:rFonts w:ascii="Arial" w:cs="Arial" w:eastAsia="Arial" w:hAnsi="Arial"/>
+          <w:sz w:val="20"/>
+          <w:szCs w:val="20"/>
+        </w:rPr>
+        <w:t xml:space="preserve">Teacher: common feedback themes and how to address them</w:t>
+      </w:r>
+    </w:p>
+    <w:p>
+      <w:pPr>
+        <w:spacing w:after="60"/>
+        <w:ind w:left="360"/>
+      </w:pPr>
+      <w:r>
+        <w:rPr>
+          <w:rFonts w:ascii="Arial" w:cs="Arial" w:eastAsia="Arial" w:hAnsi="Arial"/>
+          <w:sz w:val="20"/>
+          <w:szCs w:val="20"/>
+        </w:rPr>
+        <w:t xml:space="preserve">• </w:t>
+      </w:r>
+      <w:r>
+        <w:rPr>
+          <w:rFonts w:ascii="Arial" w:cs="Arial" w:eastAsia="Arial" w:hAnsi="Arial"/>
+          <w:sz w:val="20"/>
+          <w:szCs w:val="20"/>
+        </w:rPr>
+        <w:t xml:space="preserve">Plan: prioritize what to work on today</w:t>
+      </w:r>
+    </w:p>
+    <w:p>
+      <w:pPr>
+        <w:spacing w:after="60"/>
+      </w:pPr>
+      <w:r>
+        <w:rPr>
+          <w:rFonts w:ascii="Arial" w:cs="Arial" w:eastAsia="Arial" w:hAnsi="Arial"/>
+          <w:sz w:val="20"/>
+          <w:szCs w:val="20"/>
+        </w:rPr>
+        <w:t xml:space="preserve">Minutes 5-50: Improvement &amp; Feature Work</w:t>
+      </w:r>
+    </w:p>
+    <w:p>
+      <w:pPr>
+        <w:spacing w:after="60"/>
+        <w:ind w:left="360"/>
+      </w:pPr>
+      <w:r>
+        <w:rPr>
+          <w:rFonts w:ascii="Arial" w:cs="Arial" w:eastAsia="Arial" w:hAnsi="Arial"/>
+          <w:sz w:val="20"/>
+          <w:szCs w:val="20"/>
+        </w:rPr>
+        <w:t xml:space="preserve">• </w:t>
+      </w:r>
+      <w:r>
+        <w:rPr>
+          <w:rFonts w:ascii="Arial" w:cs="Arial" w:eastAsia="Arial" w:hAnsi="Arial"/>
+          <w:sz w:val="20"/>
+          <w:szCs w:val="20"/>
+        </w:rPr>
+        <w:t xml:space="preserve">Apply code review feedback (variable names, docstrings, error handling)</w:t>
+      </w:r>
+    </w:p>
+    <w:p>
+      <w:pPr>
+        <w:spacing w:after="60"/>
+        <w:ind w:left="360"/>
+      </w:pPr>
+      <w:r>
+        <w:rPr>
+          <w:rFonts w:ascii="Arial" w:cs="Arial" w:eastAsia="Arial" w:hAnsi="Arial"/>
+          <w:sz w:val="20"/>
+          <w:szCs w:val="20"/>
+        </w:rPr>
+        <w:t xml:space="preserve">• </w:t>
+      </w:r>
+      <w:r>
+        <w:rPr>
+          <w:rFonts w:ascii="Arial" w:cs="Arial" w:eastAsia="Arial" w:hAnsi="Arial"/>
+          <w:sz w:val="20"/>
+          <w:szCs w:val="20"/>
+        </w:rPr>
+        <w:t xml:space="preserve">Fix bugs identified in code review</w:t>
+      </w:r>
+    </w:p>
+    <w:p>
+      <w:pPr>
+        <w:spacing w:after="60"/>
+        <w:ind w:left="360"/>
+      </w:pPr>
+      <w:r>
+        <w:rPr>
+          <w:rFonts w:ascii="Arial" w:cs="Arial" w:eastAsia="Arial" w:hAnsi="Arial"/>
+          <w:sz w:val="20"/>
+          <w:szCs w:val="20"/>
+        </w:rPr>
+        <w:t xml:space="preserve">• </w:t>
+      </w:r>
+      <w:r>
+        <w:rPr>
+          <w:rFonts w:ascii="Arial" w:cs="Arial" w:eastAsia="Arial" w:hAnsi="Arial"/>
+          <w:sz w:val="20"/>
+          <w:szCs w:val="20"/>
+        </w:rPr>
+        <w:t xml:space="preserve">Add stretch features if you've completed all planned features</w:t>
+      </w:r>
+    </w:p>
+    <w:p>
+      <w:pPr>
+        <w:spacing w:after="60"/>
+        <w:ind w:left="360"/>
+      </w:pPr>
+      <w:r>
+        <w:rPr>
+          <w:rFonts w:ascii="Arial" w:cs="Arial" w:eastAsia="Arial" w:hAnsi="Arial"/>
+          <w:sz w:val="20"/>
+          <w:szCs w:val="20"/>
+        </w:rPr>
+        <w:t xml:space="preserve">• </w:t>
+      </w:r>
+      <w:r>
+        <w:rPr>
+          <w:rFonts w:ascii="Arial" w:cs="Arial" w:eastAsia="Arial" w:hAnsi="Arial"/>
+          <w:sz w:val="20"/>
+          <w:szCs w:val="20"/>
+        </w:rPr>
+        <w:t xml:space="preserve">Continue testing and integration</w:t>
+      </w:r>
+    </w:p>
+    <w:p>
+      <w:pPr>
+        <w:spacing w:after="60"/>
+        <w:ind w:left="360"/>
+      </w:pPr>
+      <w:r>
+        <w:rPr>
+          <w:rFonts w:ascii="Arial" w:cs="Arial" w:eastAsia="Arial" w:hAnsi="Arial"/>
+          <w:sz w:val="20"/>
+          <w:szCs w:val="20"/>
+        </w:rPr>
+        <w:t xml:space="preserve">• </w:t>
+      </w:r>
+      <w:r>
+        <w:rPr>
+          <w:rFonts w:ascii="Arial" w:cs="Arial" w:eastAsia="Arial" w:hAnsi="Arial"/>
+          <w:sz w:val="20"/>
+          <w:szCs w:val="20"/>
+        </w:rPr>
+        <w:t xml:space="preserve">Ask for help if refactoring gets complicated</w:t>
+      </w:r>
+    </w:p>
+    <w:p>
+      <w:pPr>
+        <w:spacing w:after="60"/>
+      </w:pPr>
+      <w:r>
+        <w:rPr>
+          <w:rFonts w:ascii="Arial" w:cs="Arial" w:eastAsia="Arial" w:hAnsi="Arial"/>
+          <w:sz w:val="20"/>
+          <w:szCs w:val="20"/>
+        </w:rPr>
+        <w:t xml:space="preserve">Minutes 50-55: Wrap-up</w:t>
+      </w:r>
+    </w:p>
+    <w:p>
+      <w:pPr>
+        <w:spacing w:after="60"/>
+        <w:ind w:left="360"/>
+      </w:pPr>
+      <w:r>
+        <w:rPr>
+          <w:rFonts w:ascii="Arial" w:cs="Arial" w:eastAsia="Arial" w:hAnsi="Arial"/>
+          <w:sz w:val="20"/>
+          <w:szCs w:val="20"/>
+        </w:rPr>
+        <w:t xml:space="preserve">• </w:t>
+      </w:r>
+      <w:r>
+        <w:rPr>
+          <w:rFonts w:ascii="Arial" w:cs="Arial" w:eastAsia="Arial" w:hAnsi="Arial"/>
+          <w:sz w:val="20"/>
+          <w:szCs w:val="20"/>
+        </w:rPr>
+        <w:t xml:space="preserve">Test after refactoring (make sure changes didn't break things)</w:t>
+      </w:r>
+    </w:p>
+    <w:p>
+      <w:pPr>
+        <w:spacing w:after="60"/>
+        <w:ind w:left="360"/>
+      </w:pPr>
+      <w:r>
+        <w:rPr>
+          <w:rFonts w:ascii="Arial" w:cs="Arial" w:eastAsia="Arial" w:hAnsi="Arial"/>
+          <w:sz w:val="20"/>
+          <w:szCs w:val="20"/>
+        </w:rPr>
+        <w:t xml:space="preserve">• </w:t>
+      </w:r>
+      <w:r>
+        <w:rPr>
+          <w:rFonts w:ascii="Arial" w:cs="Arial" w:eastAsia="Arial" w:hAnsi="Arial"/>
+          <w:sz w:val="20"/>
+          <w:szCs w:val="20"/>
+        </w:rPr>
+        <w:t xml:space="preserve">Commit changes with clear messages: "Apply peer feedback: improve variable names"</w:t>
+      </w:r>
+    </w:p>
+    <w:p>
+      <w:pPr>
+        <w:spacing w:after="60"/>
+        <w:ind w:left="360"/>
+      </w:pPr>
+      <w:r>
+        <w:rPr>
+          <w:rFonts w:ascii="Arial" w:cs="Arial" w:eastAsia="Arial" w:hAnsi="Arial"/>
+          <w:sz w:val="20"/>
+          <w:szCs w:val="20"/>
+        </w:rPr>
+        <w:t xml:space="preserve">• </w:t>
+      </w:r>
+      <w:r>
+        <w:rPr>
+          <w:rFonts w:ascii="Arial" w:cs="Arial" w:eastAsia="Arial" w:hAnsi="Arial"/>
+          <w:sz w:val="20"/>
+          <w:szCs w:val="20"/>
+        </w:rPr>
+        <w:t xml:space="preserve">Update progress</w:t>
+      </w:r>
+    </w:p>
+    <w:p>
+      <w:pPr>
+        <w:spacing w:after="60"/>
+      </w:pPr>
+      <w:r>
+        <w:rPr>
+          <w:rFonts w:ascii="Arial" w:cs="Arial" w:eastAsia="Arial" w:hAnsi="Arial"/>
+          <w:sz w:val="20"/>
+          <w:szCs w:val="20"/>
+        </w:rPr>
+        <w:t xml:space="preserve">Feedback: "Variable names are unclear"</w:t>
+      </w:r>
+    </w:p>
+    <w:p>
+      <w:pPr>
+        <w:spacing w:after="60"/>
+      </w:pPr>
+      <w:r>
+        <w:rPr>
+          <w:rFonts w:ascii="Arial" w:cs="Arial" w:eastAsia="Arial" w:hAnsi="Arial"/>
+          <w:sz w:val="20"/>
+          <w:szCs w:val="20"/>
+        </w:rPr>
+        <w:t xml:space="preserve">Action: Use find-and-replace (carefully) or manually update.</w:t>
+      </w:r>
+    </w:p>
+    <w:p>
+      <w:pPr>
+        <w:spacing w:after="60"/>
+      </w:pPr>
+      <w:r>
+        <w:rPr>
+          <w:rFonts w:ascii="Arial" w:cs="Arial" w:eastAsia="Arial" w:hAnsi="Arial"/>
+          <w:sz w:val="20"/>
+          <w:szCs w:val="20"/>
+        </w:rPr>
+        <w:t xml:space="preserve">Feedback: "No error handling for bad input"</w:t>
+      </w:r>
+    </w:p>
+    <w:p>
+      <w:pPr>
+        <w:spacing w:after="60"/>
+      </w:pPr>
+      <w:r>
+        <w:rPr>
+          <w:rFonts w:ascii="Arial" w:cs="Arial" w:eastAsia="Arial" w:hAnsi="Arial"/>
+          <w:sz w:val="20"/>
+          <w:szCs w:val="20"/>
+        </w:rPr>
+        <w:t xml:space="preserve">Action: Add try/except blocks around risky operations.</w:t>
+      </w:r>
+    </w:p>
+    <w:p>
+      <w:pPr>
+        <w:spacing w:after="60"/>
+      </w:pPr>
+      <w:r>
+        <w:rPr>
+          <w:rFonts w:ascii="Arial" w:cs="Arial" w:eastAsia="Arial" w:hAnsi="Arial"/>
+          <w:sz w:val="20"/>
+          <w:szCs w:val="20"/>
+        </w:rPr>
+        <w:t xml:space="preserve">Feedback: "Functions are too long"</w:t>
+      </w:r>
+    </w:p>
+    <w:p>
+      <w:pPr>
+        <w:spacing w:after="60"/>
+      </w:pPr>
+      <w:r>
+        <w:rPr>
+          <w:rFonts w:ascii="Arial" w:cs="Arial" w:eastAsia="Arial" w:hAnsi="Arial"/>
+          <w:sz w:val="20"/>
+          <w:szCs w:val="20"/>
+        </w:rPr>
+        <w:t xml:space="preserve">Action: Extract repeated or complex logic into helper functions.</w:t>
+      </w:r>
+    </w:p>
+    <w:p>
+      <w:pPr>
+        <w:spacing w:after="60"/>
+      </w:pPr>
+      <w:r>
+        <w:rPr>
+          <w:rFonts w:ascii="Arial" w:cs="Arial" w:eastAsia="Arial" w:hAnsi="Arial"/>
+          <w:sz w:val="20"/>
+          <w:szCs w:val="20"/>
+        </w:rPr>
+        <w:t xml:space="preserve">If you've completed all planned features, consider:</w:t>
+      </w:r>
+    </w:p>
+    <w:p>
+      <w:pPr>
+        <w:spacing w:after="60"/>
+      </w:pPr>
+      <w:r>
+        <w:rPr>
+          <w:rFonts w:ascii="Arial" w:cs="Arial" w:eastAsia="Arial" w:hAnsi="Arial"/>
+          <w:sz w:val="20"/>
+          <w:szCs w:val="20"/>
+        </w:rPr>
+        <w:t xml:space="preserve">Data Analyzer:</w:t>
+      </w:r>
+    </w:p>
+    <w:p>
+      <w:pPr>
+        <w:spacing w:after="60"/>
+        <w:ind w:left="360"/>
+      </w:pPr>
+      <w:r>
+        <w:rPr>
+          <w:rFonts w:ascii="Arial" w:cs="Arial" w:eastAsia="Arial" w:hAnsi="Arial"/>
+          <w:sz w:val="20"/>
+          <w:szCs w:val="20"/>
+        </w:rPr>
+        <w:t xml:space="preserve">• </w:t>
+      </w:r>
+      <w:r>
+        <w:rPr>
+          <w:rFonts w:ascii="Arial" w:cs="Arial" w:eastAsia="Arial" w:hAnsi="Arial"/>
+          <w:sz w:val="20"/>
+          <w:szCs w:val="20"/>
+        </w:rPr>
+        <w:t xml:space="preserve">Trend analysis or simple prediction</w:t>
+      </w:r>
+    </w:p>
+    <w:p>
+      <w:pPr>
+        <w:spacing w:after="60"/>
+        <w:ind w:left="360"/>
+      </w:pPr>
+      <w:r>
+        <w:rPr>
+          <w:rFonts w:ascii="Arial" w:cs="Arial" w:eastAsia="Arial" w:hAnsi="Arial"/>
+          <w:sz w:val="20"/>
+          <w:szCs w:val="20"/>
+        </w:rPr>
+        <w:t xml:space="preserve">• </w:t>
+      </w:r>
+      <w:r>
+        <w:rPr>
+          <w:rFonts w:ascii="Arial" w:cs="Arial" w:eastAsia="Arial" w:hAnsi="Arial"/>
+          <w:sz w:val="20"/>
+          <w:szCs w:val="20"/>
+        </w:rPr>
+        <w:t xml:space="preserve">Multiple file comparison</w:t>
+      </w:r>
+    </w:p>
+    <w:p>
+      <w:pPr>
+        <w:spacing w:after="60"/>
+        <w:ind w:left="360"/>
+      </w:pPr>
+      <w:r>
+        <w:rPr>
+          <w:rFonts w:ascii="Arial" w:cs="Arial" w:eastAsia="Arial" w:hAnsi="Arial"/>
+          <w:sz w:val="20"/>
+          <w:szCs w:val="20"/>
+        </w:rPr>
+        <w:t xml:space="preserve">• </w:t>
+      </w:r>
+      <w:r>
+        <w:rPr>
+          <w:rFonts w:ascii="Arial" w:cs="Arial" w:eastAsia="Arial" w:hAnsi="Arial"/>
+          <w:sz w:val="20"/>
+          <w:szCs w:val="20"/>
+        </w:rPr>
+        <w:t xml:space="preserve">Export to Excel or PDF</w:t>
+      </w:r>
+    </w:p>
+    <w:p>
+      <w:pPr>
+        <w:spacing w:after="60"/>
+      </w:pPr>
+      <w:r>
+        <w:rPr>
+          <w:rFonts w:ascii="Arial" w:cs="Arial" w:eastAsia="Arial" w:hAnsi="Arial"/>
+          <w:sz w:val="20"/>
+          <w:szCs w:val="20"/>
+        </w:rPr>
+        <w:t xml:space="preserve">API App:</w:t>
+      </w:r>
+    </w:p>
+    <w:p>
+      <w:pPr>
+        <w:spacing w:after="60"/>
+        <w:ind w:left="360"/>
+      </w:pPr>
+      <w:r>
+        <w:rPr>
+          <w:rFonts w:ascii="Arial" w:cs="Arial" w:eastAsia="Arial" w:hAnsi="Arial"/>
+          <w:sz w:val="20"/>
+          <w:szCs w:val="20"/>
+        </w:rPr>
+        <w:t xml:space="preserve">• </w:t>
+      </w:r>
+      <w:r>
+        <w:rPr>
+          <w:rFonts w:ascii="Arial" w:cs="Arial" w:eastAsia="Arial" w:hAnsi="Arial"/>
+          <w:sz w:val="20"/>
+          <w:szCs w:val="20"/>
+        </w:rPr>
+        <w:t xml:space="preserve">Filter or sort results</w:t>
+      </w:r>
+    </w:p>
+    <w:p>
+      <w:pPr>
+        <w:spacing w:after="60"/>
+        <w:ind w:left="360"/>
+      </w:pPr>
+      <w:r>
+        <w:rPr>
+          <w:rFonts w:ascii="Arial" w:cs="Arial" w:eastAsia="Arial" w:hAnsi="Arial"/>
+          <w:sz w:val="20"/>
+          <w:szCs w:val="20"/>
+        </w:rPr>
+        <w:t xml:space="preserve">• </w:t>
+      </w:r>
+      <w:r>
+        <w:rPr>
+          <w:rFonts w:ascii="Arial" w:cs="Arial" w:eastAsia="Arial" w:hAnsi="Arial"/>
+          <w:sz w:val="20"/>
+          <w:szCs w:val="20"/>
+        </w:rPr>
+        <w:t xml:space="preserve">Save user favorites</w:t>
+      </w:r>
+    </w:p>
+    <w:p>
+      <w:pPr>
+        <w:spacing w:after="60"/>
+        <w:ind w:left="360"/>
+      </w:pPr>
+      <w:r>
+        <w:rPr>
+          <w:rFonts w:ascii="Arial" w:cs="Arial" w:eastAsia="Arial" w:hAnsi="Arial"/>
+          <w:sz w:val="20"/>
+          <w:szCs w:val="20"/>
+        </w:rPr>
+        <w:t xml:space="preserve">• </w:t>
+      </w:r>
+      <w:r>
+        <w:rPr>
+          <w:rFonts w:ascii="Arial" w:cs="Arial" w:eastAsia="Arial" w:hAnsi="Arial"/>
+          <w:sz w:val="20"/>
+          <w:szCs w:val="20"/>
+        </w:rPr>
+        <w:t xml:space="preserve">Display historical data</w:t>
+      </w:r>
+    </w:p>
+    <w:p>
+      <w:pPr>
+        <w:spacing w:after="60"/>
+      </w:pPr>
+      <w:r>
+        <w:rPr>
+          <w:rFonts w:ascii="Arial" w:cs="Arial" w:eastAsia="Arial" w:hAnsi="Arial"/>
+          <w:sz w:val="20"/>
+          <w:szCs w:val="20"/>
+        </w:rPr>
+        <w:t xml:space="preserve">Student System:</w:t>
+      </w:r>
+    </w:p>
+    <w:p>
+      <w:pPr>
+        <w:spacing w:after="60"/>
+        <w:ind w:left="360"/>
+      </w:pPr>
+      <w:r>
+        <w:rPr>
+          <w:rFonts w:ascii="Arial" w:cs="Arial" w:eastAsia="Arial" w:hAnsi="Arial"/>
+          <w:sz w:val="20"/>
+          <w:szCs w:val="20"/>
+        </w:rPr>
+        <w:t xml:space="preserve">• </w:t>
+      </w:r>
+      <w:r>
+        <w:rPr>
+          <w:rFonts w:ascii="Arial" w:cs="Arial" w:eastAsia="Arial" w:hAnsi="Arial"/>
+          <w:sz w:val="20"/>
+          <w:szCs w:val="20"/>
+        </w:rPr>
+        <w:t xml:space="preserve">Course management (add/remove courses)</w:t>
+      </w:r>
+    </w:p>
+    <w:p>
+      <w:pPr>
+        <w:spacing w:after="60"/>
+        <w:ind w:left="360"/>
+      </w:pPr>
+      <w:r>
+        <w:rPr>
+          <w:rFonts w:ascii="Arial" w:cs="Arial" w:eastAsia="Arial" w:hAnsi="Arial"/>
+          <w:sz w:val="20"/>
+          <w:szCs w:val="20"/>
+        </w:rPr>
+        <w:t xml:space="preserve">• </w:t>
+      </w:r>
+      <w:r>
+        <w:rPr>
+          <w:rFonts w:ascii="Arial" w:cs="Arial" w:eastAsia="Arial" w:hAnsi="Arial"/>
+          <w:sz w:val="20"/>
+          <w:szCs w:val="20"/>
+        </w:rPr>
+        <w:t xml:space="preserve">Grade calculation and reporting</w:t>
+      </w:r>
+    </w:p>
+    <w:p>
+      <w:pPr>
+        <w:spacing w:after="60"/>
+        <w:ind w:left="360"/>
+      </w:pPr>
+      <w:r>
+        <w:rPr>
+          <w:rFonts w:ascii="Arial" w:cs="Arial" w:eastAsia="Arial" w:hAnsi="Arial"/>
+          <w:sz w:val="20"/>
+          <w:szCs w:val="20"/>
+        </w:rPr>
+        <w:t xml:space="preserve">• </w:t>
+      </w:r>
+      <w:r>
+        <w:rPr>
+          <w:rFonts w:ascii="Arial" w:cs="Arial" w:eastAsia="Arial" w:hAnsi="Arial"/>
+          <w:sz w:val="20"/>
+          <w:szCs w:val="20"/>
+        </w:rPr>
+        <w:t xml:space="preserve">Data validation and duplicate detection</w:t>
+      </w:r>
+    </w:p>
+    <w:p>
+      <w:pPr>
+        <w:spacing w:after="60"/>
+      </w:pPr>
+      <w:r>
+        <w:rPr>
+          <w:rFonts w:ascii="Arial" w:cs="Arial" w:eastAsia="Arial" w:hAnsi="Arial"/>
+          <w:sz w:val="20"/>
+          <w:szCs w:val="20"/>
+        </w:rPr>
+        <w:t xml:space="preserve">Algorithm Visualizer:</w:t>
+      </w:r>
+    </w:p>
+    <w:p>
+      <w:pPr>
+        <w:spacing w:after="60"/>
+        <w:ind w:left="360"/>
+      </w:pPr>
+      <w:r>
+        <w:rPr>
+          <w:rFonts w:ascii="Arial" w:cs="Arial" w:eastAsia="Arial" w:hAnsi="Arial"/>
+          <w:sz w:val="20"/>
+          <w:szCs w:val="20"/>
+        </w:rPr>
+        <w:t xml:space="preserve">• </w:t>
+      </w:r>
+      <w:r>
+        <w:rPr>
+          <w:rFonts w:ascii="Arial" w:cs="Arial" w:eastAsia="Arial" w:hAnsi="Arial"/>
+          <w:sz w:val="20"/>
+          <w:szCs w:val="20"/>
+        </w:rPr>
+        <w:t xml:space="preserve">Additional sorting algorithm</w:t>
+      </w:r>
+    </w:p>
+    <w:p>
+      <w:pPr>
+        <w:spacing w:after="60"/>
+        <w:ind w:left="360"/>
+      </w:pPr>
+      <w:r>
+        <w:rPr>
+          <w:rFonts w:ascii="Arial" w:cs="Arial" w:eastAsia="Arial" w:hAnsi="Arial"/>
+          <w:sz w:val="20"/>
+          <w:szCs w:val="20"/>
+        </w:rPr>
+        <w:t xml:space="preserve">• </w:t>
+      </w:r>
+      <w:r>
+        <w:rPr>
+          <w:rFonts w:ascii="Arial" w:cs="Arial" w:eastAsia="Arial" w:hAnsi="Arial"/>
+          <w:sz w:val="20"/>
+          <w:szCs w:val="20"/>
+        </w:rPr>
+        <w:t xml:space="preserve">Interactive step-through mode</w:t>
+      </w:r>
+    </w:p>
+    <w:p>
+      <w:pPr>
+        <w:spacing w:after="60"/>
+        <w:ind w:left="360"/>
+      </w:pPr>
+      <w:r>
+        <w:rPr>
+          <w:rFonts w:ascii="Arial" w:cs="Arial" w:eastAsia="Arial" w:hAnsi="Arial"/>
+          <w:sz w:val="20"/>
+          <w:szCs w:val="20"/>
+        </w:rPr>
+        <w:t xml:space="preserve">• </w:t>
+      </w:r>
+      <w:r>
+        <w:rPr>
+          <w:rFonts w:ascii="Arial" w:cs="Arial" w:eastAsia="Arial" w:hAnsi="Arial"/>
+          <w:sz w:val="20"/>
+          <w:szCs w:val="20"/>
+        </w:rPr>
+        <w:t xml:space="preserve">Detailed comparison report</w:t>
+      </w:r>
+    </w:p>
+    <w:p>
+      <w:pPr>
+        <w:spacing w:after="60"/>
+      </w:pPr>
+      <w:r>
+        <w:rPr>
+          <w:rFonts w:ascii="Arial" w:cs="Arial" w:eastAsia="Arial" w:hAnsi="Arial"/>
+          <w:sz w:val="20"/>
+          <w:szCs w:val="20"/>
+        </w:rPr>
+        <w:t xml:space="preserve">When you refactor (improve code without changing behavior):</w:t>
+      </w:r>
+    </w:p>
+    <w:p>
+      <w:pPr>
+        <w:spacing w:after="60"/>
+      </w:pPr>
+      <w:r>
+        <w:rPr>
+          <w:rFonts w:ascii="Arial" w:cs="Arial" w:eastAsia="Arial" w:hAnsi="Arial"/>
+          <w:sz w:val="20"/>
+          <w:szCs w:val="20"/>
+        </w:rPr>
+        <w:t xml:space="preserve">1. Make a backup — Commit your current code first</w:t>
+      </w:r>
+    </w:p>
+    <w:p>
+      <w:pPr>
+        <w:spacing w:after="60"/>
+      </w:pPr>
+      <w:r>
+        <w:rPr>
+          <w:rFonts w:ascii="Arial" w:cs="Arial" w:eastAsia="Arial" w:hAnsi="Arial"/>
+          <w:sz w:val="20"/>
+          <w:szCs w:val="20"/>
+        </w:rPr>
+        <w:t xml:space="preserve">2. Change one thing at a time — Small changes are easier to test</w:t>
+      </w:r>
+    </w:p>
+    <w:p>
+      <w:pPr>
+        <w:spacing w:after="60"/>
+      </w:pPr>
+      <w:r>
+        <w:rPr>
+          <w:rFonts w:ascii="Arial" w:cs="Arial" w:eastAsia="Arial" w:hAnsi="Arial"/>
+          <w:sz w:val="20"/>
+          <w:szCs w:val="20"/>
+        </w:rPr>
+        <w:t xml:space="preserve">3. Test immediately — After each change, verify it still works</w:t>
+      </w:r>
+    </w:p>
+    <w:p>
+      <w:pPr>
+        <w:spacing w:after="60"/>
+      </w:pPr>
+      <w:r>
+        <w:rPr>
+          <w:rFonts w:ascii="Arial" w:cs="Arial" w:eastAsia="Arial" w:hAnsi="Arial"/>
+          <w:sz w:val="20"/>
+          <w:szCs w:val="20"/>
+        </w:rPr>
+        <w:t xml:space="preserve">4. Use git — If you mess up, you can revert</w:t>
+      </w:r>
+    </w:p>
+    <w:p>
+      <w:pPr>
+        <w:spacing w:after="160"/>
       </w:pPr>
     </w:p>
     <w:p>
@@ -1541,6 +2856,108 @@
     <w:p>
       <w:pPr>
         <w:spacing w:after="120"/>
+      </w:pPr>
+    </w:p>
+    <w:p>
+      <w:pPr>
+        <w:pBdr>
+          <w:bottom w:val="single" w:color="1B7A4A" w:sz="4" w:space="4"/>
+        </w:pBdr>
+        <w:spacing w:after="100" w:before="120"/>
+      </w:pPr>
+      <w:r>
+        <w:rPr>
+          <w:rFonts w:ascii="Arial" w:cs="Arial" w:eastAsia="Arial" w:hAnsi="Arial"/>
+          <w:b/>
+          <w:bCs/>
+          <w:color w:val="1B7A4A"/>
+          <w:sz w:val="24"/>
+          <w:szCs w:val="24"/>
+        </w:rPr>
+        <w:t xml:space="preserve">Guided Practice</w:t>
+      </w:r>
+    </w:p>
+    <w:p>
+      <w:pPr>
+        <w:spacing w:after="60"/>
+      </w:pPr>
+      <w:r>
+        <w:rPr>
+          <w:rFonts w:ascii="Arial" w:cs="Arial" w:eastAsia="Arial" w:hAnsi="Arial"/>
+          <w:sz w:val="20"/>
+          <w:szCs w:val="20"/>
+        </w:rPr>
+        <w:t xml:space="preserve">- [ ] Code review feedback applied</w:t>
+      </w:r>
+    </w:p>
+    <w:p>
+      <w:pPr>
+        <w:spacing w:after="60"/>
+      </w:pPr>
+      <w:r>
+        <w:rPr>
+          <w:rFonts w:ascii="Arial" w:cs="Arial" w:eastAsia="Arial" w:hAnsi="Arial"/>
+          <w:sz w:val="20"/>
+          <w:szCs w:val="20"/>
+        </w:rPr>
+        <w:t xml:space="preserve">- [ ] Variables renamed for clarity</w:t>
+      </w:r>
+    </w:p>
+    <w:p>
+      <w:pPr>
+        <w:spacing w:after="60"/>
+      </w:pPr>
+      <w:r>
+        <w:rPr>
+          <w:rFonts w:ascii="Arial" w:cs="Arial" w:eastAsia="Arial" w:hAnsi="Arial"/>
+          <w:sz w:val="20"/>
+          <w:szCs w:val="20"/>
+        </w:rPr>
+        <w:t xml:space="preserve">- [ ] Error handling improved</w:t>
+      </w:r>
+    </w:p>
+    <w:p>
+      <w:pPr>
+        <w:spacing w:after="60"/>
+      </w:pPr>
+      <w:r>
+        <w:rPr>
+          <w:rFonts w:ascii="Arial" w:cs="Arial" w:eastAsia="Arial" w:hAnsi="Arial"/>
+          <w:sz w:val="20"/>
+          <w:szCs w:val="20"/>
+        </w:rPr>
+        <w:t xml:space="preserve">- [ ] Refactoring tested and verified</w:t>
+      </w:r>
+    </w:p>
+    <w:p>
+      <w:pPr>
+        <w:spacing w:after="60"/>
+      </w:pPr>
+      <w:r>
+        <w:rPr>
+          <w:rFonts w:ascii="Arial" w:cs="Arial" w:eastAsia="Arial" w:hAnsi="Arial"/>
+          <w:sz w:val="20"/>
+          <w:szCs w:val="20"/>
+        </w:rPr>
+        <w:t xml:space="preserve">- [ ] Stretch features started (optional)</w:t>
+      </w:r>
+    </w:p>
+    <w:p>
+      <w:pPr>
+        <w:spacing w:after="60"/>
+      </w:pPr>
+      <w:r>
+        <w:rPr>
+          <w:rFonts w:ascii="Arial" w:cs="Arial" w:eastAsia="Arial" w:hAnsi="Arial"/>
+          <w:sz w:val="20"/>
+          <w:szCs w:val="20"/>
+        </w:rPr>
+        <w:t xml:space="preserve">- [ ] Code committed/saved</w:t>
+      </w:r>
+    </w:p>
+    <w:p>
+      <w:pPr>
+        <w:spacing w:after="160"/>
       </w:pPr>
     </w:p>
     <w:p>
